--- a/Windows Server Basics & Installation.docx
+++ b/Windows Server Basics & Installation.docx
@@ -4,261 +4,930 @@
   <w:body>
     <w:p>
       <w:r>
-        <w:t xml:space="preserve">                                        </w:t>
-      </w:r>
-      <w:r>
         <w:tab/>
       </w:r>
       <w:r>
-        <w:t>Module :9 Infrastructure services –</w:t>
+        <w:tab/>
       </w:r>
       <w:bookmarkStart w:id="0" w:name="_GoBack"/>
+      <w:r>
+        <w:t>Module 12: Installation, Storage, and Compute with Windows Server</w:t>
+      </w:r>
       <w:bookmarkEnd w:id="0"/>
     </w:p>
     <w:p/>
     <w:p/>
     <w:p/>
-    <w:p>
-      <w:r>
-        <w:t>8- Host A and Host B sit in two different subnets. The path between the subnets of these two hosts runs through three different Layer 3 forwarding devices (routers and Layer 3 switches). A network engineer uses the APIC-EM Path Trace ACL Analysis tool to analyze the path used for Host A to send packets to Host B. Which part of the function is done specifically by the ACL Analysis or ACL Trace part of the tool?</w:t>
-      </w:r>
-    </w:p>
     <w:p/>
     <w:p>
-      <w:r>
-        <w:t>A. Discovery of the topology that exists between the two hosts</w:t>
-      </w:r>
-    </w:p>
-    <w:p>
-      <w:r>
-        <w:t xml:space="preserve">B. Analysis of the Layer 3 forwarding decisions in the path from Host A to B </w:t>
-      </w:r>
-    </w:p>
-    <w:p>
-      <w:r>
-        <w:t xml:space="preserve">C. Analysis of the Layer 2 forwarding decisions in the path from Host A to B </w:t>
-      </w:r>
-    </w:p>
-    <w:p>
-      <w:r>
-        <w:t>D. Analysis of the impact of ACLs on the packets that would flow from Host A to B</w:t>
-      </w:r>
-    </w:p>
-    <w:p>
-      <w:r>
-        <w:t>ANS</w:t>
+      <w:pPr>
+        <w:pStyle w:val="ListParagraph"/>
+        <w:numPr>
+          <w:ilvl w:val="0"/>
+          <w:numId w:val="1"/>
+        </w:numPr>
+      </w:pPr>
+      <w:r>
+        <w:t xml:space="preserve">What two options are provided in the type of installation window during Windows Server 2016 installation? </w:t>
+      </w:r>
+    </w:p>
+    <w:p>
+      <w:pPr>
+        <w:pStyle w:val="ListParagraph"/>
+      </w:pPr>
+      <w:r>
+        <w:t xml:space="preserve">ANS: server core </w:t>
+      </w:r>
+      <w:proofErr w:type="gramStart"/>
+      <w:r>
+        <w:t>installation :</w:t>
+      </w:r>
+      <w:proofErr w:type="gramEnd"/>
+      <w:r>
+        <w:t xml:space="preserve"> server with desktop experience</w:t>
+      </w:r>
+    </w:p>
+    <w:p>
+      <w:pPr>
+        <w:pStyle w:val="ListParagraph"/>
+      </w:pPr>
+    </w:p>
+    <w:p>
+      <w:pPr>
+        <w:ind w:left="360" w:firstLine="360"/>
+      </w:pPr>
+      <w:r>
+        <w:t xml:space="preserve">Write the step How to configure server step by step? </w:t>
+      </w:r>
+    </w:p>
+    <w:p>
+      <w:pPr>
+        <w:ind w:left="360"/>
+      </w:pPr>
+      <w:r>
+        <w:tab/>
+      </w:r>
+      <w:r>
+        <w:tab/>
+        <w:t xml:space="preserve">-Install </w:t>
+      </w:r>
+      <w:proofErr w:type="spellStart"/>
+      <w:r>
+        <w:t>os</w:t>
+      </w:r>
+      <w:proofErr w:type="spellEnd"/>
+    </w:p>
+    <w:p>
+      <w:pPr>
+        <w:ind w:left="360"/>
+      </w:pPr>
+      <w:r>
+        <w:tab/>
+      </w:r>
+      <w:r>
+        <w:tab/>
+        <w:t>- set computer name</w:t>
+      </w:r>
+    </w:p>
+    <w:p>
+      <w:pPr>
+        <w:ind w:left="360"/>
+      </w:pPr>
+      <w:r>
+        <w:tab/>
+      </w:r>
+      <w:r>
+        <w:tab/>
+        <w:t xml:space="preserve">- configure </w:t>
+      </w:r>
+      <w:proofErr w:type="spellStart"/>
+      <w:r>
+        <w:t>ip</w:t>
+      </w:r>
+      <w:proofErr w:type="spellEnd"/>
+      <w:r>
+        <w:t xml:space="preserve"> address</w:t>
+      </w:r>
+    </w:p>
+    <w:p>
+      <w:pPr>
+        <w:ind w:left="360"/>
+      </w:pPr>
+      <w:r>
+        <w:tab/>
+      </w:r>
+      <w:r>
+        <w:tab/>
+        <w:t xml:space="preserve">- join domain </w:t>
+      </w:r>
+    </w:p>
+    <w:p>
+      <w:pPr>
+        <w:ind w:left="360"/>
+      </w:pPr>
+      <w:r>
+        <w:tab/>
+      </w:r>
+      <w:r>
+        <w:tab/>
+        <w:t>- install roles/features</w:t>
+      </w:r>
+    </w:p>
+    <w:p>
+      <w:pPr>
+        <w:ind w:left="360"/>
+      </w:pPr>
+      <w:r>
+        <w:tab/>
+      </w:r>
+      <w:r>
+        <w:tab/>
+        <w:t>-configure services</w:t>
+      </w:r>
+    </w:p>
+    <w:p>
+      <w:pPr>
+        <w:ind w:left="360"/>
+      </w:pPr>
+      <w:r>
+        <w:tab/>
+      </w:r>
+      <w:r>
+        <w:tab/>
+        <w:t>- enable updates and security</w:t>
+      </w:r>
+    </w:p>
+    <w:p>
+      <w:pPr>
+        <w:ind w:left="360"/>
+      </w:pPr>
+    </w:p>
+    <w:p>
+      <w:pPr>
+        <w:pStyle w:val="ListParagraph"/>
+      </w:pPr>
+    </w:p>
+    <w:p>
+      <w:pPr>
+        <w:pStyle w:val="ListParagraph"/>
+      </w:pPr>
+    </w:p>
+    <w:p>
+      <w:pPr>
+        <w:pStyle w:val="ListParagraph"/>
+        <w:numPr>
+          <w:ilvl w:val="0"/>
+          <w:numId w:val="1"/>
+        </w:numPr>
+      </w:pPr>
+      <w:r>
+        <w:t xml:space="preserve">What are the </w:t>
+      </w:r>
+      <w:proofErr w:type="gramStart"/>
+      <w:r>
+        <w:t>Pre installation</w:t>
+      </w:r>
+      <w:proofErr w:type="gramEnd"/>
+      <w:r>
+        <w:t xml:space="preserve"> tasks? </w:t>
+      </w:r>
+    </w:p>
+    <w:p>
+      <w:pPr>
+        <w:pStyle w:val="ListParagraph"/>
+        <w:jc w:val="both"/>
+      </w:pPr>
+      <w:r>
+        <w:t>ANS: check hardware requirement</w:t>
+      </w:r>
+    </w:p>
+    <w:p>
+      <w:pPr>
+        <w:pStyle w:val="ListParagraph"/>
+        <w:numPr>
+          <w:ilvl w:val="0"/>
+          <w:numId w:val="1"/>
+        </w:numPr>
+        <w:jc w:val="both"/>
+      </w:pPr>
+      <w:r>
+        <w:t>Backup data</w:t>
+      </w:r>
+    </w:p>
+    <w:p>
+      <w:pPr>
+        <w:pStyle w:val="ListParagraph"/>
+        <w:numPr>
+          <w:ilvl w:val="0"/>
+          <w:numId w:val="1"/>
+        </w:numPr>
+        <w:jc w:val="both"/>
+      </w:pPr>
+      <w:r>
+        <w:t xml:space="preserve">Plan </w:t>
+      </w:r>
+      <w:proofErr w:type="spellStart"/>
+      <w:r>
+        <w:t>ip</w:t>
+      </w:r>
+      <w:proofErr w:type="spellEnd"/>
+      <w:r>
+        <w:t>/network</w:t>
+      </w:r>
+    </w:p>
+    <w:p>
+      <w:pPr>
+        <w:pStyle w:val="ListParagraph"/>
+        <w:numPr>
+          <w:ilvl w:val="0"/>
+          <w:numId w:val="1"/>
+        </w:numPr>
+        <w:jc w:val="both"/>
+      </w:pPr>
+      <w:proofErr w:type="spellStart"/>
+      <w:r>
+        <w:t>Chooce</w:t>
+      </w:r>
+      <w:proofErr w:type="spellEnd"/>
+      <w:r>
+        <w:t xml:space="preserve"> edition</w:t>
+      </w:r>
+    </w:p>
+    <w:p>
+      <w:pPr>
+        <w:pStyle w:val="ListParagraph"/>
+        <w:numPr>
+          <w:ilvl w:val="0"/>
+          <w:numId w:val="1"/>
+        </w:numPr>
+        <w:jc w:val="both"/>
+      </w:pPr>
+      <w:r>
+        <w:t>Prepare boot media</w:t>
+      </w:r>
+    </w:p>
+    <w:p>
+      <w:pPr>
+        <w:pStyle w:val="ListParagraph"/>
+      </w:pPr>
+    </w:p>
+    <w:p>
+      <w:pPr>
+        <w:pStyle w:val="ListParagraph"/>
+      </w:pPr>
+    </w:p>
+    <w:p>
+      <w:pPr>
+        <w:ind w:left="360"/>
+      </w:pPr>
+      <w:r>
+        <w:t xml:space="preserve">What are the Post installation tasks? </w:t>
+      </w:r>
+    </w:p>
+    <w:p>
+      <w:pPr>
+        <w:ind w:left="360"/>
+      </w:pPr>
+      <w:r>
+        <w:t xml:space="preserve">ANS: set </w:t>
+      </w:r>
+      <w:proofErr w:type="spellStart"/>
+      <w:r>
+        <w:t>staic</w:t>
+      </w:r>
+      <w:proofErr w:type="spellEnd"/>
+      <w:r>
+        <w:t xml:space="preserve"> </w:t>
+      </w:r>
+      <w:proofErr w:type="spellStart"/>
+      <w:r>
+        <w:t>ip</w:t>
+      </w:r>
+      <w:proofErr w:type="spellEnd"/>
+    </w:p>
+    <w:p>
+      <w:pPr>
+        <w:ind w:left="360"/>
+      </w:pPr>
+      <w:r>
+        <w:t>Rename server</w:t>
+      </w:r>
+    </w:p>
+    <w:p>
+      <w:pPr>
+        <w:ind w:left="360"/>
+      </w:pPr>
+      <w:r>
+        <w:t>Install roles</w:t>
+      </w:r>
+    </w:p>
+    <w:p>
+      <w:pPr>
+        <w:ind w:left="360"/>
+      </w:pPr>
+      <w:r>
+        <w:t>Enable firewall</w:t>
+      </w:r>
+    </w:p>
+    <w:p>
+      <w:pPr>
+        <w:ind w:left="360"/>
+      </w:pPr>
+      <w:r>
+        <w:lastRenderedPageBreak/>
+        <w:t>Configure updates</w:t>
+      </w:r>
+    </w:p>
+    <w:p>
+      <w:pPr>
+        <w:pStyle w:val="ListParagraph"/>
+      </w:pPr>
+    </w:p>
+    <w:p>
+      <w:pPr>
+        <w:pStyle w:val="ListParagraph"/>
+      </w:pPr>
+    </w:p>
+    <w:p>
+      <w:pPr>
+        <w:pStyle w:val="ListParagraph"/>
+        <w:numPr>
+          <w:ilvl w:val="0"/>
+          <w:numId w:val="1"/>
+        </w:numPr>
+      </w:pPr>
+      <w:r>
+        <w:t>What is the standard upgrade path for Windows Server?</w:t>
+      </w:r>
+    </w:p>
+    <w:p>
+      <w:pPr>
+        <w:pStyle w:val="ListParagraph"/>
+      </w:pPr>
+      <w:r>
+        <w:t>Windows server 2012- 2016</w:t>
+      </w:r>
+    </w:p>
+    <w:p>
+      <w:pPr>
+        <w:pStyle w:val="ListParagraph"/>
+      </w:pPr>
+      <w:r>
+        <w:t xml:space="preserve">Windows server 2012 r2 – 2016 </w:t>
+      </w:r>
+    </w:p>
+    <w:p>
+      <w:pPr>
+        <w:pStyle w:val="ListParagraph"/>
+      </w:pPr>
+    </w:p>
+    <w:p>
+      <w:pPr>
+        <w:pStyle w:val="ListParagraph"/>
+      </w:pPr>
+    </w:p>
+    <w:p>
+      <w:pPr>
+        <w:pStyle w:val="ListParagraph"/>
+        <w:numPr>
+          <w:ilvl w:val="0"/>
+          <w:numId w:val="1"/>
+        </w:numPr>
+      </w:pPr>
+      <w:r>
+        <w:t>What is the Physical structure of AD?</w:t>
+      </w:r>
+    </w:p>
+    <w:p>
+      <w:pPr>
+        <w:pStyle w:val="ListParagraph"/>
+      </w:pPr>
+      <w:proofErr w:type="gramStart"/>
+      <w:r>
+        <w:t>ANS :</w:t>
+      </w:r>
+      <w:proofErr w:type="gramEnd"/>
+      <w:r>
+        <w:t xml:space="preserve"> Domain controller.     Sites.       subnets</w:t>
+      </w:r>
+    </w:p>
+    <w:p>
+      <w:pPr>
+        <w:pStyle w:val="ListParagraph"/>
+      </w:pPr>
+    </w:p>
+    <w:p>
+      <w:pPr>
+        <w:pStyle w:val="ListParagraph"/>
+      </w:pPr>
+    </w:p>
+    <w:p>
+      <w:pPr>
+        <w:pStyle w:val="ListParagraph"/>
+      </w:pPr>
+    </w:p>
+    <w:p>
+      <w:pPr>
+        <w:pStyle w:val="ListParagraph"/>
+        <w:numPr>
+          <w:ilvl w:val="0"/>
+          <w:numId w:val="1"/>
+        </w:numPr>
+      </w:pPr>
+      <w:r>
+        <w:t xml:space="preserve">What </w:t>
+      </w:r>
+      <w:proofErr w:type="gramStart"/>
+      <w:r>
+        <w:t>is</w:t>
+      </w:r>
+      <w:proofErr w:type="gramEnd"/>
+      <w:r>
+        <w:t xml:space="preserve"> the Logical components of Active Directory?</w:t>
+      </w:r>
+    </w:p>
+    <w:p>
+      <w:pPr>
+        <w:pStyle w:val="ListParagraph"/>
+      </w:pPr>
+      <w:r>
+        <w:t>ANS forest.   Tree.   Domain.   Organizational units.</w:t>
       </w:r>
     </w:p>
     <w:p/>
     <w:p>
-      <w:r>
-        <w:t>9- Which IPv6 address is the equivalent of the IPv4 interface loopback address 127.0.0.1?</w:t>
-      </w:r>
-    </w:p>
-    <w:p>
+      <w:pPr>
+        <w:pStyle w:val="ListParagraph"/>
+      </w:pPr>
+    </w:p>
+    <w:p>
+      <w:pPr>
+        <w:pStyle w:val="ListParagraph"/>
+        <w:numPr>
+          <w:ilvl w:val="0"/>
+          <w:numId w:val="1"/>
+        </w:numPr>
+      </w:pPr>
+      <w:r>
+        <w:t xml:space="preserve">What is the Full form </w:t>
+      </w:r>
       <w:proofErr w:type="gramStart"/>
       <w:r>
-        <w:t>A. :</w:t>
+        <w:t>Of</w:t>
       </w:r>
       <w:proofErr w:type="gramEnd"/>
       <w:r>
-        <w:t>:1</w:t>
+        <w:t xml:space="preserve"> LDAP? </w:t>
+      </w:r>
+    </w:p>
+    <w:p>
+      <w:pPr>
+        <w:pStyle w:val="ListParagraph"/>
+      </w:pPr>
+      <w:proofErr w:type="spellStart"/>
+      <w:proofErr w:type="gramStart"/>
+      <w:r>
+        <w:t>ANS:Lightweight</w:t>
+      </w:r>
+      <w:proofErr w:type="spellEnd"/>
+      <w:proofErr w:type="gramEnd"/>
+      <w:r>
+        <w:t xml:space="preserve"> directory access protocol</w:t>
+      </w:r>
+    </w:p>
+    <w:p>
+      <w:pPr>
+        <w:pStyle w:val="ListParagraph"/>
+      </w:pPr>
+    </w:p>
+    <w:p>
+      <w:pPr>
+        <w:pStyle w:val="ListParagraph"/>
+      </w:pPr>
+    </w:p>
+    <w:p>
+      <w:pPr>
+        <w:pStyle w:val="ListParagraph"/>
+        <w:numPr>
+          <w:ilvl w:val="0"/>
+          <w:numId w:val="1"/>
+        </w:numPr>
+      </w:pPr>
+      <w:r>
+        <w:t>What is the location of the AD database?</w:t>
+      </w:r>
+    </w:p>
+    <w:p>
+      <w:pPr>
+        <w:pStyle w:val="ListParagraph"/>
+      </w:pPr>
+      <w:r>
+        <w:t>ANS: c:/windows/ntds/mtds.edt</w:t>
       </w:r>
     </w:p>
     <w:p>
       <w:r>
         <w:t xml:space="preserve"> </w:t>
       </w:r>
+    </w:p>
+    <w:p>
+      <w:pPr>
+        <w:pStyle w:val="ListParagraph"/>
+      </w:pPr>
+    </w:p>
+    <w:p>
+      <w:pPr>
+        <w:pStyle w:val="ListParagraph"/>
+        <w:numPr>
+          <w:ilvl w:val="0"/>
+          <w:numId w:val="1"/>
+        </w:numPr>
+      </w:pPr>
+      <w:r>
+        <w:t xml:space="preserve">What is child DC? </w:t>
+      </w:r>
+    </w:p>
+    <w:p>
+      <w:pPr>
+        <w:pStyle w:val="ListParagraph"/>
+      </w:pPr>
+      <w:r>
+        <w:t xml:space="preserve">ANS domain controller = server that manages authentication. </w:t>
+      </w:r>
+    </w:p>
+    <w:p>
+      <w:pPr>
+        <w:pStyle w:val="ListParagraph"/>
+      </w:pPr>
+    </w:p>
+    <w:p>
+      <w:pPr>
+        <w:pStyle w:val="ListParagraph"/>
+      </w:pPr>
+    </w:p>
+    <w:p/>
+    <w:p>
+      <w:pPr>
+        <w:pStyle w:val="ListParagraph"/>
+        <w:numPr>
+          <w:ilvl w:val="0"/>
+          <w:numId w:val="1"/>
+        </w:numPr>
+      </w:pPr>
+      <w:r>
+        <w:t>Explain the term forest in AD</w:t>
+      </w:r>
+    </w:p>
+    <w:p>
+      <w:pPr>
+        <w:pStyle w:val="ListParagraph"/>
+      </w:pPr>
+    </w:p>
+    <w:p>
+      <w:pPr>
+        <w:pStyle w:val="ListParagraph"/>
+      </w:pPr>
+      <w:r>
+        <w:t xml:space="preserve">12. What is Active Directory? Check all that apply. </w:t>
+      </w:r>
+    </w:p>
+    <w:p>
+      <w:pPr>
+        <w:pStyle w:val="ListParagraph"/>
+      </w:pPr>
+      <w:r>
+        <w:t>● An open-source directory server</w:t>
+      </w:r>
+    </w:p>
+    <w:p>
+      <w:pPr>
+        <w:pStyle w:val="ListParagraph"/>
+      </w:pPr>
+      <w:r>
+        <w:t xml:space="preserve"> ● A Windows-only implementation of a directory server </w:t>
+      </w:r>
+    </w:p>
+    <w:p>
+      <w:pPr>
+        <w:pStyle w:val="ListParagraph"/>
+      </w:pPr>
+      <w:r>
+        <w:t xml:space="preserve">● Microsoft's implementation of a directory server </w:t>
+      </w:r>
+    </w:p>
+    <w:p>
+      <w:pPr>
+        <w:pStyle w:val="ListParagraph"/>
+      </w:pPr>
+      <w:r>
+        <w:t>● An LDAP-compatible directory server</w:t>
+      </w:r>
+    </w:p>
+    <w:p>
+      <w:pPr>
+        <w:pStyle w:val="ListParagraph"/>
+      </w:pPr>
+      <w:r>
+        <w:t xml:space="preserve"> 13. When you create an Active Directory domain, what's the name of the default user account? ● Superuser</w:t>
+      </w:r>
+    </w:p>
+    <w:p>
+      <w:pPr>
+        <w:pStyle w:val="ListParagraph"/>
+      </w:pPr>
+      <w:r>
+        <w:t xml:space="preserve"> ● Root</w:t>
+      </w:r>
+    </w:p>
+    <w:p>
+      <w:pPr>
+        <w:pStyle w:val="ListParagraph"/>
+      </w:pPr>
+      <w:r>
+        <w:lastRenderedPageBreak/>
+        <w:t xml:space="preserve"> ● Username </w:t>
+      </w:r>
+    </w:p>
+    <w:p>
+      <w:pPr>
+        <w:pStyle w:val="ListParagraph"/>
+      </w:pPr>
+      <w:r>
+        <w:t>● Administrator</w:t>
+      </w:r>
+    </w:p>
+    <w:p>
+      <w:pPr>
+        <w:pStyle w:val="ListParagraph"/>
+      </w:pPr>
+    </w:p>
+    <w:p>
+      <w:pPr>
+        <w:pStyle w:val="ListParagraph"/>
+      </w:pPr>
+      <w:r>
+        <w:t xml:space="preserve">14. AD domain provides which of the following advantages? Check all that apply. </w:t>
+      </w:r>
+    </w:p>
+    <w:p>
+      <w:pPr>
+        <w:pStyle w:val="ListParagraph"/>
+      </w:pPr>
+      <w:r>
+        <w:t xml:space="preserve">● Centralized authentication </w:t>
+      </w:r>
+    </w:p>
+    <w:p>
+      <w:pPr>
+        <w:pStyle w:val="ListParagraph"/>
+      </w:pPr>
+      <w:r>
+        <w:t xml:space="preserve">● More detailed logging </w:t>
+      </w:r>
+    </w:p>
+    <w:p>
+      <w:pPr>
+        <w:pStyle w:val="ListParagraph"/>
+      </w:pPr>
+      <w:r>
+        <w:t xml:space="preserve">● Centralized management with GPOs </w:t>
+      </w:r>
+    </w:p>
+    <w:p>
+      <w:pPr>
+        <w:pStyle w:val="ListParagraph"/>
+      </w:pPr>
+      <w:r>
+        <w:t>● Better performance</w:t>
+      </w:r>
+    </w:p>
+    <w:p>
+      <w:pPr>
+        <w:pStyle w:val="ListParagraph"/>
+      </w:pPr>
+    </w:p>
+    <w:p>
+      <w:pPr>
+        <w:pStyle w:val="ListParagraph"/>
+      </w:pPr>
+      <w:r>
+        <w:t xml:space="preserve">15. What are the minimum hardware requirements for installing Windows Server 2016? </w:t>
+      </w:r>
+    </w:p>
+    <w:p>
+      <w:pPr>
+        <w:pStyle w:val="ListParagraph"/>
+      </w:pPr>
+    </w:p>
+    <w:p>
+      <w:pPr>
+        <w:pStyle w:val="ListParagraph"/>
+      </w:pPr>
+    </w:p>
+    <w:p>
+      <w:pPr>
+        <w:pStyle w:val="ListParagraph"/>
+      </w:pPr>
+      <w:r>
+        <w:t>16. Explain the different editions of Windows Server 2016 and their features.</w:t>
+      </w:r>
+    </w:p>
+    <w:p>
+      <w:pPr>
+        <w:pStyle w:val="ListParagraph"/>
+      </w:pPr>
+    </w:p>
+    <w:p>
+      <w:pPr>
+        <w:pStyle w:val="ListParagraph"/>
+      </w:pPr>
+    </w:p>
+    <w:p>
+      <w:pPr>
+        <w:pStyle w:val="ListParagraph"/>
+      </w:pPr>
+      <w:r>
+        <w:t xml:space="preserve"> 17. Walk through the steps of installing Windows Server 2016 using GUI mode. </w:t>
+      </w:r>
+    </w:p>
+    <w:p>
+      <w:pPr>
+        <w:pStyle w:val="ListParagraph"/>
+      </w:pPr>
+    </w:p>
+    <w:p>
+      <w:pPr>
+        <w:pStyle w:val="ListParagraph"/>
+      </w:pPr>
+    </w:p>
+    <w:p>
+      <w:pPr>
+        <w:pStyle w:val="ListParagraph"/>
+      </w:pPr>
+      <w:r>
+        <w:t>16. Describe the steps for installing Windows Server 2016 in Server Core mode.</w:t>
+      </w:r>
+    </w:p>
+    <w:p>
+      <w:pPr>
+        <w:pStyle w:val="ListParagraph"/>
+      </w:pPr>
+    </w:p>
+    <w:p>
+      <w:pPr>
+        <w:pStyle w:val="ListParagraph"/>
+      </w:pPr>
+    </w:p>
+    <w:p>
+      <w:pPr>
+        <w:pStyle w:val="ListParagraph"/>
+      </w:pPr>
+      <w:r>
+        <w:t xml:space="preserve"> 17. How do you configure network settings during Windows Server 2016 installation? </w:t>
+      </w:r>
+    </w:p>
+    <w:p>
+      <w:pPr>
+        <w:pStyle w:val="ListParagraph"/>
+      </w:pPr>
+    </w:p>
+    <w:p>
+      <w:pPr>
+        <w:pStyle w:val="ListParagraph"/>
+      </w:pPr>
+    </w:p>
+    <w:p>
+      <w:pPr>
+        <w:pStyle w:val="ListParagraph"/>
+      </w:pPr>
+      <w:r>
+        <w:t>18. Explain the process of promoting a Windows Server to a domain controller.</w:t>
+      </w:r>
+    </w:p>
+    <w:p>
+      <w:pPr>
+        <w:pStyle w:val="ListParagraph"/>
+      </w:pPr>
+    </w:p>
+    <w:p>
+      <w:pPr>
+        <w:pStyle w:val="ListParagraph"/>
+      </w:pPr>
+    </w:p>
+    <w:p>
+      <w:pPr>
+        <w:pStyle w:val="ListParagraph"/>
+      </w:pPr>
+      <w:r>
+        <w:t xml:space="preserve"> 19. Discuss the steps involved in upgrading from a previous version of Windows Server to Windows Server 2016.</w:t>
+      </w:r>
+    </w:p>
+    <w:p>
+      <w:pPr>
+        <w:pStyle w:val="ListParagraph"/>
+      </w:pPr>
+    </w:p>
+    <w:p>
+      <w:pPr>
+        <w:pStyle w:val="ListParagraph"/>
+      </w:pPr>
+    </w:p>
+    <w:p>
+      <w:pPr>
+        <w:pStyle w:val="ListParagraph"/>
+      </w:pPr>
+      <w:r>
+        <w:t xml:space="preserve"> 20. What is Active Directory Domain Services (AD DS), and what are its key components? </w:t>
+      </w:r>
+    </w:p>
+    <w:p>
+      <w:pPr>
+        <w:pStyle w:val="ListParagraph"/>
+      </w:pPr>
+    </w:p>
+    <w:p>
+      <w:pPr>
+        <w:pStyle w:val="ListParagraph"/>
+      </w:pPr>
+    </w:p>
+    <w:p>
+      <w:pPr>
+        <w:pStyle w:val="ListParagraph"/>
+      </w:pPr>
+      <w:r>
+        <w:t xml:space="preserve">21. How do you create a new Active Directory user account in Windows </w:t>
+      </w:r>
       <w:proofErr w:type="gramStart"/>
       <w:r>
-        <w:t>B. :</w:t>
+        <w:t>Server ?</w:t>
       </w:r>
       <w:proofErr w:type="gramEnd"/>
-      <w:r>
-        <w:t xml:space="preserve">: </w:t>
-      </w:r>
-    </w:p>
-    <w:p>
-      <w:r>
-        <w:t xml:space="preserve">C. </w:t>
-      </w:r>
-      <w:proofErr w:type="gramStart"/>
-      <w:r>
-        <w:t>2000::/</w:t>
-      </w:r>
-      <w:proofErr w:type="gramEnd"/>
-      <w:r>
-        <w:t xml:space="preserve">3 </w:t>
-      </w:r>
-    </w:p>
-    <w:p>
-      <w:r>
-        <w:t xml:space="preserve">D. </w:t>
-      </w:r>
-      <w:proofErr w:type="gramStart"/>
-      <w:r>
-        <w:t>0::/</w:t>
-      </w:r>
-      <w:proofErr w:type="gramEnd"/>
-      <w:r>
-        <w:t>10</w:t>
-      </w:r>
-    </w:p>
-    <w:p>
-      <w:r>
-        <w:t xml:space="preserve">ANS </w:t>
-      </w:r>
-    </w:p>
-    <w:p>
-      <w:r>
-        <w:t>10- Which command is used to apply an ACL to an interface?</w:t>
-      </w:r>
-    </w:p>
-    <w:p>
-      <w:r>
-        <w:t xml:space="preserve">A. access-group </w:t>
-      </w:r>
-    </w:p>
-    <w:p>
-      <w:r>
-        <w:t xml:space="preserve">B. </w:t>
-      </w:r>
-      <w:proofErr w:type="spellStart"/>
-      <w:r>
-        <w:t>ip</w:t>
-      </w:r>
-      <w:proofErr w:type="spellEnd"/>
-      <w:r>
-        <w:t xml:space="preserve"> access-group </w:t>
-      </w:r>
-    </w:p>
-    <w:p>
-      <w:r>
-        <w:t xml:space="preserve">C. </w:t>
-      </w:r>
-      <w:proofErr w:type="spellStart"/>
-      <w:r>
-        <w:t>ip</w:t>
-      </w:r>
-      <w:proofErr w:type="spellEnd"/>
-      <w:r>
-        <w:t xml:space="preserve"> access-list</w:t>
-      </w:r>
-    </w:p>
-    <w:p>
-      <w:r>
-        <w:t xml:space="preserve"> D. </w:t>
-      </w:r>
-      <w:proofErr w:type="spellStart"/>
-      <w:r>
-        <w:t>ip</w:t>
-      </w:r>
-      <w:proofErr w:type="spellEnd"/>
-      <w:r>
-        <w:t xml:space="preserve"> access-class</w:t>
-      </w:r>
-    </w:p>
-    <w:p>
-      <w:r>
-        <w:t xml:space="preserve"> E. access-class</w:t>
-      </w:r>
-    </w:p>
-    <w:p>
-      <w:r>
-        <w:t xml:space="preserve"> F. access-list</w:t>
-      </w:r>
-    </w:p>
-    <w:p>
-      <w:r>
-        <w:t>ANS</w:t>
-      </w:r>
-    </w:p>
-    <w:p>
-      <w:r>
-        <w:t>11- Which command and mode will successfully configure a hostname of R1 on a Cisco IOS router?</w:t>
-      </w:r>
-    </w:p>
-    <w:p>
+    </w:p>
+    <w:p>
+      <w:pPr>
+        <w:pStyle w:val="ListParagraph"/>
+      </w:pPr>
+    </w:p>
+    <w:p>
+      <w:pPr>
+        <w:pStyle w:val="ListParagraph"/>
+      </w:pPr>
+    </w:p>
+    <w:p>
+      <w:pPr>
+        <w:pStyle w:val="ListParagraph"/>
+      </w:pPr>
+      <w:r>
+        <w:t xml:space="preserve"> 22. Explain the process of creating and managing Group Policy Objects (GPOs) in Windows Server 2016 or 2019. </w:t>
+      </w:r>
+    </w:p>
+    <w:p>
+      <w:pPr>
+        <w:pStyle w:val="ListParagraph"/>
+      </w:pPr>
+    </w:p>
+    <w:p>
+      <w:pPr>
+        <w:pStyle w:val="ListParagraph"/>
+      </w:pPr>
+    </w:p>
+    <w:p>
+      <w:pPr>
+        <w:pStyle w:val="ListParagraph"/>
+      </w:pPr>
+      <w:r>
+        <w:t xml:space="preserve">23. What are Organizational Units (OUs) in Active Directory, and how do you use them? </w:t>
+      </w:r>
+    </w:p>
+    <w:p>
+      <w:pPr>
+        <w:pStyle w:val="ListParagraph"/>
+      </w:pPr>
+    </w:p>
+    <w:p>
+      <w:pPr>
+        <w:pStyle w:val="ListParagraph"/>
+      </w:pPr>
+    </w:p>
+    <w:p>
+      <w:pPr>
+        <w:pStyle w:val="ListParagraph"/>
+      </w:pPr>
       <w:r>
         <w:lastRenderedPageBreak/>
-        <w:t>A. Router(config)#name R1</w:t>
-      </w:r>
-    </w:p>
-    <w:p>
-      <w:r>
-        <w:t xml:space="preserve">B. Router# hostname R1 </w:t>
-      </w:r>
-    </w:p>
-    <w:p>
-      <w:r>
-        <w:t>C. Router(config)#hostname R1</w:t>
-      </w:r>
-    </w:p>
-    <w:p>
-      <w:r>
-        <w:t xml:space="preserve"> D. </w:t>
-      </w:r>
-      <w:proofErr w:type="spellStart"/>
-      <w:r>
-        <w:t>Router#name</w:t>
-      </w:r>
-      <w:proofErr w:type="spellEnd"/>
-      <w:r>
-        <w:t xml:space="preserve"> R1</w:t>
-      </w:r>
-    </w:p>
-    <w:p>
-      <w:r>
-        <w:t>E. Router&gt;hostname R1</w:t>
-      </w:r>
-    </w:p>
-    <w:p>
-      <w:r>
-        <w:t xml:space="preserve"> F. Router&gt;name R1</w:t>
-      </w:r>
-    </w:p>
-    <w:p>
-      <w:r>
-        <w:t xml:space="preserve">ANS </w:t>
-      </w:r>
-    </w:p>
-    <w:p>
-      <w:r>
-        <w:t>12- Which of the following reserved IPv4 addresses has binary 0s in all of the host bit positions?</w:t>
-      </w:r>
-    </w:p>
-    <w:p>
-      <w:r>
-        <w:t>A. Local broadcast address</w:t>
-      </w:r>
-    </w:p>
-    <w:p>
-      <w:r>
-        <w:t xml:space="preserve"> B. Loopback address </w:t>
-      </w:r>
-    </w:p>
-    <w:p>
-      <w:r>
-        <w:t xml:space="preserve">C. Directed broadcast address </w:t>
-      </w:r>
-    </w:p>
-    <w:p>
-      <w:r>
-        <w:t>D. Network address</w:t>
-      </w:r>
-    </w:p>
-    <w:p>
-      <w:r>
-        <w:t xml:space="preserve"> E. All zeros address</w:t>
-      </w:r>
-    </w:p>
-    <w:p>
-      <w:r>
-        <w:t>ANS</w:t>
-      </w:r>
-    </w:p>
-    <w:p/>
-    <w:p/>
+        <w:t>24. Describe the process of delegating administrative privileges in Active Directory</w:t>
+      </w:r>
+    </w:p>
+    <w:p>
+      <w:pPr>
+        <w:pStyle w:val="ListParagraph"/>
+      </w:pPr>
+    </w:p>
+    <w:p>
+      <w:pPr>
+        <w:pStyle w:val="ListParagraph"/>
+      </w:pPr>
+    </w:p>
     <w:sectPr>
       <w:pgSz w:w="12240" w:h="15840"/>
       <w:pgMar w:top="1440" w:right="1440" w:bottom="1440" w:left="1440" w:header="720" w:footer="720" w:gutter="0"/>
@@ -267,6 +936,103 @@
     </w:sectPr>
   </w:body>
 </w:document>
+</file>
+
+<file path=word/numbering.xml><?xml version="1.0" encoding="utf-8"?>
+<w:numbering xmlns:wpc="http://schemas.microsoft.com/office/word/2010/wordprocessingCanvas" xmlns:cx="http://schemas.microsoft.com/office/drawing/2014/chartex" xmlns:cx1="http://schemas.microsoft.com/office/drawing/2015/9/8/chartex" xmlns:cx2="http://schemas.microsoft.com/office/drawing/2015/10/21/chartex" xmlns:cx3="http://schemas.microsoft.com/office/drawing/2016/5/9/chartex" xmlns:cx4="http://schemas.microsoft.com/office/drawing/2016/5/10/chartex" xmlns:cx5="http://schemas.microsoft.com/office/drawing/2016/5/11/chartex" xmlns:cx6="http://schemas.microsoft.com/office/drawing/2016/5/12/chartex" xmlns:cx7="http://schemas.microsoft.com/office/drawing/2016/5/13/chartex" xmlns:cx8="http://schemas.microsoft.com/office/drawing/2016/5/14/chartex" xmlns:mc="http://schemas.openxmlformats.org/markup-compatibility/2006" xmlns:aink="http://schemas.microsoft.com/office/drawing/2016/ink" xmlns:am3d="http://schemas.microsoft.com/office/drawing/2017/model3d" xmlns:o="urn:schemas-microsoft-com:office:office" xmlns:r="http://schemas.openxmlformats.org/officeDocument/2006/relationships" xmlns:m="http://schemas.openxmlformats.org/officeDocument/2006/math" xmlns:v="urn:schemas-microsoft-com:vml" xmlns:wp14="http://schemas.microsoft.com/office/word/2010/wordprocessingDrawing" xmlns:wp="http://schemas.openxmlformats.org/drawingml/2006/wordprocessingDrawing" xmlns:w10="urn:schemas-microsoft-com:office:word" xmlns:w="http://schemas.openxmlformats.org/wordprocessingml/2006/main" xmlns:w14="http://schemas.microsoft.com/office/word/2010/wordml" xmlns:w15="http://schemas.microsoft.com/office/word/2012/wordml" xmlns:w16cid="http://schemas.microsoft.com/office/word/2016/wordml/cid" xmlns:w16se="http://schemas.microsoft.com/office/word/2015/wordml/symex" xmlns:wpg="http://schemas.microsoft.com/office/word/2010/wordprocessingGroup" xmlns:wpi="http://schemas.microsoft.com/office/word/2010/wordprocessingInk" xmlns:wne="http://schemas.microsoft.com/office/word/2006/wordml" xmlns:wps="http://schemas.microsoft.com/office/word/2010/wordprocessingShape" mc:Ignorable="w14 w15 w16se w16cid wp14">
+  <w:abstractNum w:abstractNumId="0" w15:restartNumberingAfterBreak="0">
+    <w:nsid w:val="25015F13"/>
+    <w:multiLevelType w:val="hybridMultilevel"/>
+    <w:tmpl w:val="54F24C6A"/>
+    <w:lvl w:ilvl="0" w:tplc="04090001">
+      <w:start w:val="1"/>
+      <w:numFmt w:val="bullet"/>
+      <w:lvlText w:val=""/>
+      <w:lvlJc w:val="left"/>
+      <w:pPr>
+        <w:ind w:left="720" w:hanging="360"/>
+      </w:pPr>
+      <w:rPr>
+        <w:rFonts w:ascii="Symbol" w:hAnsi="Symbol" w:hint="default"/>
+      </w:rPr>
+    </w:lvl>
+    <w:lvl w:ilvl="1" w:tplc="04090019">
+      <w:start w:val="1"/>
+      <w:numFmt w:val="lowerLetter"/>
+      <w:lvlText w:val="%2."/>
+      <w:lvlJc w:val="left"/>
+      <w:pPr>
+        <w:ind w:left="1440" w:hanging="360"/>
+      </w:pPr>
+    </w:lvl>
+    <w:lvl w:ilvl="2" w:tplc="0409001B" w:tentative="1">
+      <w:start w:val="1"/>
+      <w:numFmt w:val="lowerRoman"/>
+      <w:lvlText w:val="%3."/>
+      <w:lvlJc w:val="right"/>
+      <w:pPr>
+        <w:ind w:left="2160" w:hanging="180"/>
+      </w:pPr>
+    </w:lvl>
+    <w:lvl w:ilvl="3" w:tplc="0409000F" w:tentative="1">
+      <w:start w:val="1"/>
+      <w:numFmt w:val="decimal"/>
+      <w:lvlText w:val="%4."/>
+      <w:lvlJc w:val="left"/>
+      <w:pPr>
+        <w:ind w:left="2880" w:hanging="360"/>
+      </w:pPr>
+    </w:lvl>
+    <w:lvl w:ilvl="4" w:tplc="04090019" w:tentative="1">
+      <w:start w:val="1"/>
+      <w:numFmt w:val="lowerLetter"/>
+      <w:lvlText w:val="%5."/>
+      <w:lvlJc w:val="left"/>
+      <w:pPr>
+        <w:ind w:left="3600" w:hanging="360"/>
+      </w:pPr>
+    </w:lvl>
+    <w:lvl w:ilvl="5" w:tplc="0409001B" w:tentative="1">
+      <w:start w:val="1"/>
+      <w:numFmt w:val="lowerRoman"/>
+      <w:lvlText w:val="%6."/>
+      <w:lvlJc w:val="right"/>
+      <w:pPr>
+        <w:ind w:left="4320" w:hanging="180"/>
+      </w:pPr>
+    </w:lvl>
+    <w:lvl w:ilvl="6" w:tplc="0409000F" w:tentative="1">
+      <w:start w:val="1"/>
+      <w:numFmt w:val="decimal"/>
+      <w:lvlText w:val="%7."/>
+      <w:lvlJc w:val="left"/>
+      <w:pPr>
+        <w:ind w:left="5040" w:hanging="360"/>
+      </w:pPr>
+    </w:lvl>
+    <w:lvl w:ilvl="7" w:tplc="04090019" w:tentative="1">
+      <w:start w:val="1"/>
+      <w:numFmt w:val="lowerLetter"/>
+      <w:lvlText w:val="%8."/>
+      <w:lvlJc w:val="left"/>
+      <w:pPr>
+        <w:ind w:left="5760" w:hanging="360"/>
+      </w:pPr>
+    </w:lvl>
+    <w:lvl w:ilvl="8" w:tplc="0409001B" w:tentative="1">
+      <w:start w:val="1"/>
+      <w:numFmt w:val="lowerRoman"/>
+      <w:lvlText w:val="%9."/>
+      <w:lvlJc w:val="right"/>
+      <w:pPr>
+        <w:ind w:left="6480" w:hanging="180"/>
+      </w:pPr>
+    </w:lvl>
+  </w:abstractNum>
+  <w:num w:numId="1">
+    <w:abstractNumId w:val="0"/>
+  </w:num>
+</w:numbering>
 </file>
 
 <file path=word/styles.xml><?xml version="1.0" encoding="utf-8"?>
@@ -694,6 +1460,17 @@
     <w:semiHidden/>
     <w:unhideWhenUsed/>
   </w:style>
+  <w:style w:type="paragraph" w:styleId="ListParagraph">
+    <w:name w:val="List Paragraph"/>
+    <w:basedOn w:val="Normal"/>
+    <w:uiPriority w:val="34"/>
+    <w:qFormat/>
+    <w:rsid w:val="00EB6134"/>
+    <w:pPr>
+      <w:ind w:left="720"/>
+      <w:contextualSpacing/>
+    </w:pPr>
+  </w:style>
 </w:styles>
 </file>
 
